--- a/content/files/database-coauthors.docx
+++ b/content/files/database-coauthors.docx
@@ -52,43 +52,7 @@
           <w:bCs/>
           <w:highlight w:val="yellow"/>
         </w:rPr>
-        <w:t>»</w:t>
-      </w:r>
-      <w:r>
-        <w:rPr>
-          <w:rFonts w:ascii="Times New Roman" w:hAnsi="Times New Roman" w:cs="Times New Roman"/>
-          <w:b/>
-          <w:bCs/>
-          <w:highlight w:val="yellow"/>
-        </w:rPr>
-        <w:t xml:space="preserve"> --</w:t>
-      </w:r>
-      <w:r>
-        <w:rPr>
-          <w:rFonts w:ascii="Times New Roman" w:hAnsi="Times New Roman" w:cs="Times New Roman"/>
-          <w:b/>
-          <w:bCs/>
-          <w:highlight w:val="yellow"/>
-        </w:rPr>
-        <w:t>&gt;</w:t>
-      </w:r>
-      <w:r>
-        <w:rPr>
-          <w:rFonts w:ascii="Times New Roman" w:hAnsi="Times New Roman" w:cs="Times New Roman"/>
-          <w:b/>
-          <w:bCs/>
-          <w:highlight w:val="yellow"/>
-        </w:rPr>
-        <w:t xml:space="preserve"> </w:t>
-      </w:r>
-      <w:r>
-        <w:rPr>
-          <w:rFonts w:ascii="Times New Roman" w:hAnsi="Times New Roman" w:cs="Times New Roman"/>
-          <w:b/>
-          <w:bCs/>
-          <w:highlight w:val="yellow"/>
-        </w:rPr>
-        <w:t>Статья «Соавторство при создании базы данных».</w:t>
+        <w:t>» --&gt; Статья «Соавторство при создании базы данных».</w:t>
       </w:r>
     </w:p>
     <w:p>
@@ -106,15 +70,7 @@
           <w:b/>
           <w:bCs/>
         </w:rPr>
-        <w:t xml:space="preserve">Статья </w:t>
-      </w:r>
-      <w:r>
-        <w:rPr>
-          <w:rFonts w:ascii="Times New Roman" w:hAnsi="Times New Roman" w:cs="Times New Roman"/>
-          <w:b/>
-          <w:bCs/>
-        </w:rPr>
-        <w:t>«Соавторство при создании базы данных».</w:t>
+        <w:t>Статья «Соавторство при создании базы данных».</w:t>
       </w:r>
     </w:p>
     <w:p>
@@ -127,50 +83,37 @@
         <w:rPr>
           <w:rFonts w:ascii="Times New Roman" w:hAnsi="Times New Roman" w:cs="Times New Roman"/>
         </w:rPr>
-        <w:t>Достаточно часто создание базы данных часто связано с</w:t>
-      </w:r>
-      <w:r>
-        <w:rPr>
-          <w:rFonts w:ascii="Times New Roman" w:hAnsi="Times New Roman" w:cs="Times New Roman"/>
-        </w:rPr>
-        <w:t xml:space="preserve"> соавторство</w:t>
-      </w:r>
-      <w:r>
-        <w:rPr>
-          <w:rFonts w:ascii="Times New Roman" w:hAnsi="Times New Roman" w:cs="Times New Roman"/>
-        </w:rPr>
-        <w:t>м, ведь</w:t>
-      </w:r>
-      <w:r>
-        <w:rPr>
-          <w:rFonts w:ascii="Times New Roman" w:hAnsi="Times New Roman" w:cs="Times New Roman"/>
-        </w:rPr>
-        <w:t xml:space="preserve"> </w:t>
-      </w:r>
-      <w:r>
-        <w:rPr>
-          <w:rFonts w:ascii="Times New Roman" w:hAnsi="Times New Roman" w:cs="Times New Roman"/>
-        </w:rPr>
-        <w:t>н</w:t>
-      </w:r>
-      <w:r>
-        <w:rPr>
-          <w:rFonts w:ascii="Times New Roman" w:hAnsi="Times New Roman" w:cs="Times New Roman"/>
-        </w:rPr>
-        <w:t xml:space="preserve">ад базой данных почти всегда работает несколько человек. </w:t>
-      </w:r>
-      <w:r>
-        <w:rPr>
-          <w:rFonts w:ascii="Times New Roman" w:hAnsi="Times New Roman" w:cs="Times New Roman"/>
-        </w:rPr>
-        <w:t>Обращаться в этом случае нужно к статье</w:t>
-      </w:r>
-      <w:r>
-        <w:rPr>
-          <w:rFonts w:ascii="Times New Roman" w:hAnsi="Times New Roman" w:cs="Times New Roman"/>
-        </w:rPr>
-        <w:t xml:space="preserve"> 1258 ГК РФ</w:t>
-      </w:r>
+        <w:t xml:space="preserve">Достаточно часто создание базы данных часто связано с соавторством, ведь над базой данных почти всегда работает несколько человек. </w:t>
+      </w:r>
+      <w:r>
+        <w:rPr>
+          <w:rFonts w:ascii="Times New Roman" w:hAnsi="Times New Roman" w:cs="Times New Roman"/>
+        </w:rPr>
+        <w:t xml:space="preserve">Обращаться в этом случае нужно к </w:t>
+      </w:r>
+      <w:hyperlink r:id="rId4" w:history="1">
+        <w:r>
+          <w:rPr>
+            <w:rStyle w:val="ac"/>
+            <w:rFonts w:ascii="Times New Roman" w:hAnsi="Times New Roman" w:cs="Times New Roman"/>
+          </w:rPr>
+          <w:t>с</w:t>
+        </w:r>
+        <w:r>
+          <w:rPr>
+            <w:rStyle w:val="ac"/>
+            <w:rFonts w:ascii="Times New Roman" w:hAnsi="Times New Roman" w:cs="Times New Roman"/>
+          </w:rPr>
+          <w:t>т.</w:t>
+        </w:r>
+        <w:r>
+          <w:rPr>
+            <w:rStyle w:val="ac"/>
+            <w:rFonts w:ascii="Times New Roman" w:hAnsi="Times New Roman" w:cs="Times New Roman"/>
+          </w:rPr>
+          <w:t xml:space="preserve"> 1258 ГК РФ</w:t>
+        </w:r>
+      </w:hyperlink>
       <w:r>
         <w:rPr>
           <w:rFonts w:ascii="Times New Roman" w:hAnsi="Times New Roman" w:cs="Times New Roman"/>
@@ -207,61 +150,7 @@
         <w:rPr>
           <w:rFonts w:ascii="Times New Roman" w:hAnsi="Times New Roman" w:cs="Times New Roman"/>
         </w:rPr>
-        <w:t xml:space="preserve">. </w:t>
-      </w:r>
-      <w:r>
-        <w:rPr>
-          <w:rFonts w:ascii="Times New Roman" w:hAnsi="Times New Roman" w:cs="Times New Roman"/>
-        </w:rPr>
-        <w:t>Это значит, что и программист-разработчик, и составитель, который подбирал и располагал данные, с точки зрения закона являются соавторами базы данных.</w:t>
-      </w:r>
-      <w:r>
-        <w:rPr>
-          <w:rFonts w:ascii="Times New Roman" w:hAnsi="Times New Roman" w:cs="Times New Roman"/>
-        </w:rPr>
-        <w:t xml:space="preserve"> Речь при этом идет именно</w:t>
-      </w:r>
-      <w:r>
-        <w:rPr>
-          <w:rFonts w:ascii="Times New Roman" w:hAnsi="Times New Roman" w:cs="Times New Roman"/>
-        </w:rPr>
-        <w:t xml:space="preserve"> </w:t>
-      </w:r>
-      <w:r>
-        <w:rPr>
-          <w:rFonts w:ascii="Times New Roman" w:hAnsi="Times New Roman" w:cs="Times New Roman"/>
-        </w:rPr>
-        <w:t xml:space="preserve">о </w:t>
-      </w:r>
-      <w:r>
-        <w:rPr>
-          <w:rFonts w:ascii="Times New Roman" w:hAnsi="Times New Roman" w:cs="Times New Roman"/>
-        </w:rPr>
-        <w:t>творческ</w:t>
-      </w:r>
-      <w:r>
-        <w:rPr>
-          <w:rFonts w:ascii="Times New Roman" w:hAnsi="Times New Roman" w:cs="Times New Roman"/>
-        </w:rPr>
-        <w:t>ом</w:t>
-      </w:r>
-      <w:r>
-        <w:rPr>
-          <w:rFonts w:ascii="Times New Roman" w:hAnsi="Times New Roman" w:cs="Times New Roman"/>
-        </w:rPr>
-        <w:t xml:space="preserve"> вклад</w:t>
-      </w:r>
-      <w:r>
-        <w:rPr>
-          <w:rFonts w:ascii="Times New Roman" w:hAnsi="Times New Roman" w:cs="Times New Roman"/>
-        </w:rPr>
-        <w:t>е</w:t>
-      </w:r>
-      <w:r>
-        <w:rPr>
-          <w:rFonts w:ascii="Times New Roman" w:hAnsi="Times New Roman" w:cs="Times New Roman"/>
-        </w:rPr>
-        <w:t xml:space="preserve"> в структуру базы или в подбор данных.</w:t>
+        <w:t>. Это значит, что и программист-разработчик, и составитель, который подбирал и располагал данные, с точки зрения закона являются соавторами базы данных. Речь при этом идет именно о творческом вкладе в структуру базы или в подбор данных.</w:t>
       </w:r>
     </w:p>
     <w:p>
@@ -315,19 +204,36 @@
         <w:rPr>
           <w:rFonts w:ascii="Times New Roman" w:hAnsi="Times New Roman" w:cs="Times New Roman"/>
         </w:rPr>
-        <w:t>Если база образует неразрывное целое, ни один из соавторов не вправе без достаточных оснований запретить её использование. А вот часть, имеющую самостоятельное значение, автор может использовать по своему усмотрению, если соглашением не установлено обратное. Доходы от использования базы и распоряжение исключительным правом на неё осуществляются совместно, по правилам ст</w:t>
-      </w:r>
-      <w:r>
-        <w:rPr>
-          <w:rFonts w:ascii="Times New Roman" w:hAnsi="Times New Roman" w:cs="Times New Roman"/>
-        </w:rPr>
-        <w:t>.</w:t>
-      </w:r>
-      <w:r>
-        <w:rPr>
-          <w:rFonts w:ascii="Times New Roman" w:hAnsi="Times New Roman" w:cs="Times New Roman"/>
-        </w:rPr>
-        <w:t xml:space="preserve"> 1229 ГК РФ. При этом каждый соавтор вправе самостоятельно принимать меры по защите своих прав, даже если база образует неразрывное целое.</w:t>
+        <w:t xml:space="preserve">Если база образует неразрывное целое, ни один из соавторов не вправе без достаточных оснований запретить её использование. А вот часть, имеющую самостоятельное значение, автор может использовать по своему усмотрению, если соглашением не установлено обратное. Доходы от использования базы и распоряжение исключительным правом на неё осуществляются совместно, по правилам </w:t>
+      </w:r>
+      <w:hyperlink r:id="rId5" w:history="1">
+        <w:r>
+          <w:rPr>
+            <w:rStyle w:val="ac"/>
+            <w:rFonts w:ascii="Times New Roman" w:hAnsi="Times New Roman" w:cs="Times New Roman"/>
+          </w:rPr>
+          <w:t>ст</w:t>
+        </w:r>
+        <w:r>
+          <w:rPr>
+            <w:rStyle w:val="ac"/>
+            <w:rFonts w:ascii="Times New Roman" w:hAnsi="Times New Roman" w:cs="Times New Roman"/>
+          </w:rPr>
+          <w:t>.</w:t>
+        </w:r>
+        <w:r>
+          <w:rPr>
+            <w:rStyle w:val="ac"/>
+            <w:rFonts w:ascii="Times New Roman" w:hAnsi="Times New Roman" w:cs="Times New Roman"/>
+          </w:rPr>
+          <w:t xml:space="preserve"> 1229 ГК РФ</w:t>
+        </w:r>
+      </w:hyperlink>
+      <w:r>
+        <w:rPr>
+          <w:rFonts w:ascii="Times New Roman" w:hAnsi="Times New Roman" w:cs="Times New Roman"/>
+        </w:rPr>
+        <w:t>. При этом каждый соавтор вправе самостоятельно принимать меры по защите своих прав, даже если база образует неразрывное целое.</w:t>
       </w:r>
     </w:p>
     <w:p>
@@ -364,19 +270,7 @@
         <w:rPr>
           <w:rFonts w:ascii="Times New Roman" w:hAnsi="Times New Roman" w:cs="Times New Roman"/>
         </w:rPr>
-        <w:t xml:space="preserve">если вы создаёте базу данных вместе с кем-то ещё, </w:t>
-      </w:r>
-      <w:r>
-        <w:rPr>
-          <w:rFonts w:ascii="Times New Roman" w:hAnsi="Times New Roman" w:cs="Times New Roman"/>
-        </w:rPr>
-        <w:t>необходимо</w:t>
-      </w:r>
-      <w:r>
-        <w:rPr>
-          <w:rFonts w:ascii="Times New Roman" w:hAnsi="Times New Roman" w:cs="Times New Roman"/>
-        </w:rPr>
-        <w:t xml:space="preserve"> </w:t>
+        <w:t xml:space="preserve">если вы создаёте базу данных вместе с кем-то ещё, необходимо </w:t>
       </w:r>
       <w:r>
         <w:rPr>
@@ -384,15 +278,7 @@
           <w:b/>
           <w:bCs/>
         </w:rPr>
-        <w:t>письменно</w:t>
-      </w:r>
-      <w:r>
-        <w:rPr>
-          <w:rFonts w:ascii="Times New Roman" w:hAnsi="Times New Roman" w:cs="Times New Roman"/>
-          <w:b/>
-          <w:bCs/>
-        </w:rPr>
-        <w:t>е</w:t>
+        <w:t>письменное</w:t>
       </w:r>
       <w:r>
         <w:rPr>
@@ -1106,6 +992,7 @@
   <w:style w:type="character" w:default="1" w:styleId="a0">
     <w:name w:val="Default Paragraph Font"/>
     <w:uiPriority w:val="1"/>
+    <w:semiHidden/>
     <w:unhideWhenUsed/>
   </w:style>
   <w:style w:type="table" w:default="1" w:styleId="a1">
@@ -1417,6 +1304,29 @@
       <w:smallCaps/>
       <w:color w:val="2F5496" w:themeColor="accent1" w:themeShade="BF"/>
       <w:spacing w:val="5"/>
+    </w:rPr>
+  </w:style>
+  <w:style w:type="character" w:styleId="ac">
+    <w:name w:val="Hyperlink"/>
+    <w:basedOn w:val="a0"/>
+    <w:uiPriority w:val="99"/>
+    <w:unhideWhenUsed/>
+    <w:rsid w:val="00A725AF"/>
+    <w:rPr>
+      <w:color w:val="0563C1" w:themeColor="hyperlink"/>
+      <w:u w:val="single"/>
+    </w:rPr>
+  </w:style>
+  <w:style w:type="character" w:styleId="ad">
+    <w:name w:val="Unresolved Mention"/>
+    <w:basedOn w:val="a0"/>
+    <w:uiPriority w:val="99"/>
+    <w:semiHidden/>
+    <w:unhideWhenUsed/>
+    <w:rsid w:val="00A725AF"/>
+    <w:rPr>
+      <w:color w:val="605E5C"/>
+      <w:shd w:val="clear" w:color="auto" w:fill="E1DFDD"/>
     </w:rPr>
   </w:style>
 </w:styles>

--- a/content/files/database-coauthors.docx
+++ b/content/files/database-coauthors.docx
@@ -1,6 +1,6 @@
 
 <file path=word/document.xml><?xml version="1.0" encoding="utf-8"?>
-<w:document xmlns:wpc="http://schemas.microsoft.com/office/word/2010/wordprocessingCanvas" xmlns:cx="http://schemas.microsoft.com/office/drawing/2014/chartex" xmlns:cx1="http://schemas.microsoft.com/office/drawing/2015/9/8/chartex" xmlns:cx2="http://schemas.microsoft.com/office/drawing/2015/10/21/chartex" xmlns:cx3="http://schemas.microsoft.com/office/drawing/2016/5/9/chartex" xmlns:cx4="http://schemas.microsoft.com/office/drawing/2016/5/10/chartex" xmlns:cx5="http://schemas.microsoft.com/office/drawing/2016/5/11/chartex" xmlns:cx6="http://schemas.microsoft.com/office/drawing/2016/5/12/chartex" xmlns:cx7="http://schemas.microsoft.com/office/drawing/2016/5/13/chartex" xmlns:cx8="http://schemas.microsoft.com/office/drawing/2016/5/14/chartex" xmlns:mc="http://schemas.openxmlformats.org/markup-compatibility/2006" xmlns:aink="http://schemas.microsoft.com/office/drawing/2016/ink" xmlns:am3d="http://schemas.microsoft.com/office/drawing/2017/model3d" xmlns:o="urn:schemas-microsoft-com:office:office" xmlns:oel="http://schemas.microsoft.com/office/2019/extlst" xmlns:r="http://schemas.openxmlformats.org/officeDocument/2006/relationships" xmlns:m="http://schemas.openxmlformats.org/officeDocument/2006/math" xmlns:v="urn:schemas-microsoft-com:vml" xmlns:wp14="http://schemas.microsoft.com/office/word/2010/wordprocessingDrawing" xmlns:wp="http://schemas.openxmlformats.org/drawingml/2006/wordprocessingDrawing" xmlns:w10="urn:schemas-microsoft-com:office:word" xmlns:w="http://schemas.openxmlformats.org/wordprocessingml/2006/main" xmlns:w14="http://schemas.microsoft.com/office/word/2010/wordml" xmlns:w15="http://schemas.microsoft.com/office/word/2012/wordml" xmlns:w16cex="http://schemas.microsoft.com/office/word/2018/wordml/cex" xmlns:w16cid="http://schemas.microsoft.com/office/word/2016/wordml/cid" xmlns:w16="http://schemas.microsoft.com/office/word/2018/wordml" xmlns:w16du="http://schemas.microsoft.com/office/word/2023/wordml/word16du" xmlns:w16sdtdh="http://schemas.microsoft.com/office/word/2020/wordml/sdtdatahash" xmlns:w16sdtfl="http://schemas.microsoft.com/office/word/2024/wordml/sdtformatlock" xmlns:w16se="http://schemas.microsoft.com/office/word/2015/wordml/symex" xmlns:wpg="http://schemas.microsoft.com/office/word/2010/wordprocessingGroup" xmlns:wpi="http://schemas.microsoft.com/office/word/2010/wordprocessingInk" xmlns:wne="http://schemas.microsoft.com/office/word/2006/wordml" xmlns:wps="http://schemas.microsoft.com/office/word/2010/wordprocessingShape" mc:Ignorable="w14 w15 w16se w16cid w16 w16cex w16sdtdh w16sdtfl w16du wp14">
+<w:document xmlns:wpc="http://schemas.microsoft.com/office/word/2010/wordprocessingCanvas" xmlns:cx="http://schemas.microsoft.com/office/drawing/2014/chartex" xmlns:cx1="http://schemas.microsoft.com/office/drawing/2015/9/8/chartex" xmlns:cx2="http://schemas.microsoft.com/office/drawing/2015/10/21/chartex" xmlns:cx3="http://schemas.microsoft.com/office/drawing/2016/5/9/chartex" xmlns:cx4="http://schemas.microsoft.com/office/drawing/2016/5/10/chartex" xmlns:cx5="http://schemas.microsoft.com/office/drawing/2016/5/11/chartex" xmlns:cx6="http://schemas.microsoft.com/office/drawing/2016/5/12/chartex" xmlns:cx7="http://schemas.microsoft.com/office/drawing/2016/5/13/chartex" xmlns:cx8="http://schemas.microsoft.com/office/drawing/2016/5/14/chartex" xmlns:mc="http://schemas.openxmlformats.org/markup-compatibility/2006" xmlns:aink="http://schemas.microsoft.com/office/drawing/2016/ink" xmlns:am3d="http://schemas.microsoft.com/office/drawing/2017/model3d" xmlns:o="urn:schemas-microsoft-com:office:office" xmlns:r="http://schemas.openxmlformats.org/officeDocument/2006/relationships" xmlns:m="http://schemas.openxmlformats.org/officeDocument/2006/math" xmlns:v="urn:schemas-microsoft-com:vml" xmlns:wp14="http://schemas.microsoft.com/office/word/2010/wordprocessingDrawing" xmlns:wp="http://schemas.openxmlformats.org/drawingml/2006/wordprocessingDrawing" xmlns:w10="urn:schemas-microsoft-com:office:word" xmlns:w="http://schemas.openxmlformats.org/wordprocessingml/2006/main" xmlns:w14="http://schemas.microsoft.com/office/word/2010/wordml" xmlns:w15="http://schemas.microsoft.com/office/word/2012/wordml" xmlns:w16cex="http://schemas.microsoft.com/office/word/2018/wordml/cex" xmlns:w16cid="http://schemas.microsoft.com/office/word/2016/wordml/cid" xmlns:w16="http://schemas.microsoft.com/office/word/2018/wordml" xmlns:w16sdtdh="http://schemas.microsoft.com/office/word/2020/wordml/sdtdatahash" xmlns:w16se="http://schemas.microsoft.com/office/word/2015/wordml/symex" xmlns:wpg="http://schemas.microsoft.com/office/word/2010/wordprocessingGroup" xmlns:wpi="http://schemas.microsoft.com/office/word/2010/wordprocessingInk" xmlns:wne="http://schemas.microsoft.com/office/word/2006/wordml" xmlns:wps="http://schemas.microsoft.com/office/word/2010/wordprocessingShape" mc:Ignorable="w14 w15 w16se w16cid w16 w16cex w16sdtdh wp14">
   <w:body>
     <w:p>
       <w:pPr>
@@ -23,27 +23,7 @@
           <w:bCs/>
           <w:highlight w:val="yellow"/>
         </w:rPr>
-        <w:t xml:space="preserve">«Оформить права» </w:t>
-      </w:r>
-      <w:proofErr w:type="gramStart"/>
-      <w:r>
-        <w:rPr>
-          <w:rFonts w:ascii="Times New Roman" w:hAnsi="Times New Roman" w:cs="Times New Roman"/>
-          <w:b/>
-          <w:bCs/>
-          <w:highlight w:val="yellow"/>
-        </w:rPr>
-        <w:t>-- &gt;</w:t>
-      </w:r>
-      <w:proofErr w:type="gramEnd"/>
-      <w:r>
-        <w:rPr>
-          <w:rFonts w:ascii="Times New Roman" w:hAnsi="Times New Roman" w:cs="Times New Roman"/>
-          <w:b/>
-          <w:bCs/>
-          <w:highlight w:val="yellow"/>
-        </w:rPr>
-        <w:t xml:space="preserve"> «База данных» --&gt; Статья «Кому принадлежат права на базу данных</w:t>
+        <w:t>«Оформить права» -- &gt; «База данных» --&gt; Статья «Кому принадлежат права на базу данных</w:t>
       </w:r>
       <w:r>
         <w:rPr>
@@ -72,6 +52,14 @@
         </w:rPr>
         <w:t>Статья «Соавторство при создании базы данных».</w:t>
       </w:r>
+      <w:r>
+        <w:rPr>
+          <w:rFonts w:ascii="Times New Roman" w:hAnsi="Times New Roman" w:cs="Times New Roman"/>
+          <w:b/>
+          <w:bCs/>
+        </w:rPr>
+        <w:t xml:space="preserve"> </w:t>
+      </w:r>
     </w:p>
     <w:p>
       <w:pPr>
@@ -94,22 +82,25 @@
       <w:hyperlink r:id="rId4" w:history="1">
         <w:r>
           <w:rPr>
-            <w:rStyle w:val="ac"/>
             <w:rFonts w:ascii="Times New Roman" w:hAnsi="Times New Roman" w:cs="Times New Roman"/>
+            <w:color w:val="0563C1"/>
+            <w:u w:val="single"/>
           </w:rPr>
           <w:t>с</w:t>
         </w:r>
         <w:r>
           <w:rPr>
-            <w:rStyle w:val="ac"/>
             <w:rFonts w:ascii="Times New Roman" w:hAnsi="Times New Roman" w:cs="Times New Roman"/>
+            <w:color w:val="0563C1"/>
+            <w:u w:val="single"/>
           </w:rPr>
           <w:t>т.</w:t>
         </w:r>
         <w:r>
           <w:rPr>
-            <w:rStyle w:val="ac"/>
             <w:rFonts w:ascii="Times New Roman" w:hAnsi="Times New Roman" w:cs="Times New Roman"/>
+            <w:color w:val="0563C1"/>
+            <w:u w:val="single"/>
           </w:rPr>
           <w:t xml:space="preserve"> 1258 ГК РФ</w:t>
         </w:r>
@@ -209,22 +200,25 @@
       <w:hyperlink r:id="rId5" w:history="1">
         <w:r>
           <w:rPr>
-            <w:rStyle w:val="ac"/>
             <w:rFonts w:ascii="Times New Roman" w:hAnsi="Times New Roman" w:cs="Times New Roman"/>
+            <w:color w:val="0563C1"/>
+            <w:u w:val="single"/>
           </w:rPr>
           <w:t>ст</w:t>
         </w:r>
         <w:r>
           <w:rPr>
-            <w:rStyle w:val="ac"/>
             <w:rFonts w:ascii="Times New Roman" w:hAnsi="Times New Roman" w:cs="Times New Roman"/>
+            <w:color w:val="0563C1"/>
+            <w:u w:val="single"/>
           </w:rPr>
           <w:t>.</w:t>
         </w:r>
         <w:r>
           <w:rPr>
-            <w:rStyle w:val="ac"/>
             <w:rFonts w:ascii="Times New Roman" w:hAnsi="Times New Roman" w:cs="Times New Roman"/>
+            <w:color w:val="0563C1"/>
+            <w:u w:val="single"/>
           </w:rPr>
           <w:t xml:space="preserve"> 1229 ГК РФ</w:t>
         </w:r>
@@ -390,7 +384,7 @@
 </file>
 
 <file path=word/styles.xml><?xml version="1.0" encoding="utf-8"?>
-<w:styles xmlns:mc="http://schemas.openxmlformats.org/markup-compatibility/2006" xmlns:r="http://schemas.openxmlformats.org/officeDocument/2006/relationships" xmlns:w="http://schemas.openxmlformats.org/wordprocessingml/2006/main" xmlns:w14="http://schemas.microsoft.com/office/word/2010/wordml" xmlns:w15="http://schemas.microsoft.com/office/word/2012/wordml" xmlns:w16cex="http://schemas.microsoft.com/office/word/2018/wordml/cex" xmlns:w16cid="http://schemas.microsoft.com/office/word/2016/wordml/cid" xmlns:w16="http://schemas.microsoft.com/office/word/2018/wordml" xmlns:w16du="http://schemas.microsoft.com/office/word/2023/wordml/word16du" xmlns:w16sdtdh="http://schemas.microsoft.com/office/word/2020/wordml/sdtdatahash" xmlns:w16sdtfl="http://schemas.microsoft.com/office/word/2024/wordml/sdtformatlock" xmlns:w16se="http://schemas.microsoft.com/office/word/2015/wordml/symex" mc:Ignorable="w14 w15 w16se w16cid w16 w16cex w16sdtdh w16sdtfl w16du">
+<w:styles xmlns:mc="http://schemas.openxmlformats.org/markup-compatibility/2006" xmlns:r="http://schemas.openxmlformats.org/officeDocument/2006/relationships" xmlns:w="http://schemas.openxmlformats.org/wordprocessingml/2006/main" xmlns:w14="http://schemas.microsoft.com/office/word/2010/wordml" xmlns:w15="http://schemas.microsoft.com/office/word/2012/wordml" xmlns:w16cex="http://schemas.microsoft.com/office/word/2018/wordml/cex" xmlns:w16cid="http://schemas.microsoft.com/office/word/2016/wordml/cid" xmlns:w16="http://schemas.microsoft.com/office/word/2018/wordml" xmlns:w16sdtdh="http://schemas.microsoft.com/office/word/2020/wordml/sdtdatahash" xmlns:w16se="http://schemas.microsoft.com/office/word/2015/wordml/symex" mc:Ignorable="w14 w15 w16se w16cid w16 w16cex w16sdtdh">
   <w:docDefaults>
     <w:rPrDefault>
       <w:rPr>
